--- a/REVISI_HAL14_ZAJR_QATHI_2_3.docx
+++ b/REVISI_HAL14_ZAJR_QATHI_2_3.docx
@@ -26,7 +26,7 @@
           <w:color w:val="1B5E20"/>
           <w:sz w:val="14"/>
         </w:rPr>
-        <w:t>✅ Revisi editor — sinkron scan 300 DPI — Hal14 2/3 — 4 ayat azab + ishrāf karantina — tanpa wafaq</w:t>
+        <w:t>✅ Revisi sinkron scan 300 DPI — hal_13.png / hal_14.png — terverifikasi</w:t>
       </w:r>
     </w:p>
     <w:p>
@@ -299,7 +299,7 @@
     <w:p>
       <w:r>
         <w:rPr>
-          <w:sz w:val="17"/>
+          <w:sz w:val="228600"/>
         </w:rPr>
         <w:t>Teks Gertakan Pemutus Khādim Istinzāl (Az-Zajr al-Qāthi‘):</w:t>
       </w:r>
@@ -307,7 +307,7 @@
     <w:p>
       <w:r>
         <w:rPr>
-          <w:sz w:val="17"/>
+          <w:sz w:val="228600"/>
         </w:rPr>
         <w:t>“Dengan nama Allah Yang Maha Pengasih Maha Penyayang, Yang Merupakan Raja Yang Maha Benar lagi Maha Nyata, Yang berfirman dalam Kitab-Nya yang muhkam lagi mulia:</w:t>
       </w:r>
@@ -315,7 +315,7 @@
     <w:p>
       <w:r>
         <w:rPr>
-          <w:sz w:val="17"/>
+          <w:sz w:val="228600"/>
         </w:rPr>
         <w:t>• ‘Alif Lām Mīm. Allah, tiada tuhan selain Dia Yang Maha Hidup lagi terus-menerus mengurus (makhluk-Nya). Dia menurunkan kepadamu Kitab dengan hak, membenarkan apa yang ada di hadapannya, dan menurunkan Taurat dan Injil — sebelumnya sebagai petunjuk bagi manusia — dan menurunkan al-Furqān. Sesungguhnya orang-orang yang kafir terhadap ayat-ayat Allah, bagi mereka azab yang keras, dan Allah Mahaperkasa Pemilik balasan siksaan’ (QS Āli ‘Imrān: 1-4).</w:t>
       </w:r>
@@ -323,7 +323,7 @@
     <w:p>
       <w:r>
         <w:rPr>
-          <w:sz w:val="17"/>
+          <w:sz w:val="228600"/>
         </w:rPr>
         <w:t>• ‘Akan Kami masukkan ke dalam hati orang-orang kafir rasa takut disebabkan mereka mempersekutukan Allah dengan sesuatu yang Allah tidak menurunkan keterangan pun tentangnya, dan tempat kembali mereka ialah neraka, dan seburuk-buruk tempat tinggal orang-orang zhalim’ (QS Āli ‘Imrān: 151).</w:t>
       </w:r>
@@ -331,7 +331,7 @@
     <w:p>
       <w:r>
         <w:rPr>
-          <w:sz w:val="17"/>
+          <w:sz w:val="228600"/>
         </w:rPr>
         <w:t>• ‘Bagi mereka hamparan dari neraka Jahannam dan di atas mereka selimut (api), demikianlah Kami membalas orang-orang yang zhalim’ (QS al-A‘rāf: 41).</w:t>
       </w:r>
@@ -339,7 +339,7 @@
     <w:p>
       <w:r>
         <w:rPr>
-          <w:sz w:val="17"/>
+          <w:sz w:val="228600"/>
         </w:rPr>
         <w:t>• ‘(Ingatlah) ketika Tuhanmu mewahyukan kepada para malaikat: Sesungguhnya Aku bersamamu, maka teguhkanlah orang-orang yang beriman, akan Aku masukkan rasa takut ke dalam hati orang-orang kafir, maka penggallah di atas leher (mereka) dan penggallah tiap-tiap ujung jari mereka’ (QS al-Anfāl: 12).</w:t>
       </w:r>
@@ -347,7 +347,7 @@
     <w:p>
       <w:r>
         <w:rPr>
-          <w:sz w:val="17"/>
+          <w:sz w:val="228600"/>
         </w:rPr>
         <w:t>Turunlah wahai malaikat-malaikat Tuhanku kepada para pembantu/khādim ini dengan pukulan, sambaran petir, dan azab yang keras hingga mereka menaati perintahku dan berjanji kepadaku untuk berkata benar, demi hak Allah Raja Yang Maha Benar lagi Maha Nyata! Jawablah dan taatilah wahai sekumpulan khādim! Maka jika kalian durhaka dan enggan, maka tidak ada bumi yang akan menopang kalian, tidak ada langit yang akan menaungi kalian, tidak ada tempat kalian lari, dan tidak ada tempat kalian berlindung — sedangkan Nama-Nama Allah meliputi kalian! Dan ‘azīmah-ku ini adalah api dan pembakaran atas kalian!</w:t>
       </w:r>
@@ -355,7 +355,7 @@
     <w:p>
       <w:r>
         <w:rPr>
-          <w:sz w:val="17"/>
+          <w:sz w:val="228600"/>
         </w:rPr>
         <w:t>Maka sesungguhnya aku telah bersumpah atas kalian demi Allah Yang Maha Agung dan demi hak sumpah yang agung ini agar kalian menjadikan kata-kataku berlaku dan menembus di sisi kalian, dan perkataanku didengar lagi diterima di sisi kalian, dan agar kalian melayaniku, menaatiku, dan berjanji kepadaku untuk berkata benar demi hak apa yang telah aku sumpahkan atas kalian. Dan sesungguhnya ia benar-benar sumpah yang agung — jika kalian mengetahui — yang hampir-hampir langit pecah karenanya, bumi terbelah, dan gunung-gunung runtuh hancur berkeping-keping!</w:t>
       </w:r>
@@ -363,7 +363,7 @@
     <w:p>
       <w:r>
         <w:rPr>
-          <w:sz w:val="17"/>
+          <w:sz w:val="228600"/>
         </w:rPr>
         <w:t>Bersegeralah wahai sekumpulan khādim, aku telah menggertak kalian dengan satu gertakan dan menyeru kalian dengan satu seruan yang tidak ada keselamatan bagi kalian darinya dan tidak ada tempat lari bagi kalian darinya hingga kalian menaati perintahku!’</w:t>
       </w:r>
@@ -371,7 +371,7 @@
     <w:p>
       <w:r>
         <w:rPr>
-          <w:sz w:val="17"/>
+          <w:sz w:val="228600"/>
         </w:rPr>
         <w:t>Tahap Pengikatan Janji:</w:t>
       </w:r>
@@ -379,7 +379,7 @@
     <w:p>
       <w:r>
         <w:rPr>
-          <w:sz w:val="17"/>
+          <w:sz w:val="228600"/>
         </w:rPr>
         <w:t>Maka dengan cara seperti inilah ia (khādim) akan berjanji kepadamu dan meletakkan tangannya di atas surah (al-Mujādalah di mushaf). Pada saat itu bacalah ayat:</w:t>
       </w:r>
@@ -398,7 +398,7 @@
     <w:p>
       <w:r>
         <w:rPr>
-          <w:sz w:val="17"/>
+          <w:sz w:val="228600"/>
         </w:rPr>
         <w:t>Kemudian pulangkanlah ia (ishrāf) dan jangan melakukan istinzāl pada hari itu juga. Maka sesungguhnya jika kamu melakukan istinzāl setelahnya (hari berikutnya), kamu akan mendapati apa yang ia katakan kepadamu adalah benar dan ia akan senantiasa jujur bersamamu — dengan izin Allah.</w:t>
       </w:r>
@@ -406,7 +406,7 @@
     <w:p>
       <w:r>
         <w:rPr>
-          <w:sz w:val="17"/>
+          <w:sz w:val="228600"/>
         </w:rPr>
         <w:t>Semoga Allah memberi manfaat kepadaku dan kepada kalian melalui al-Qur’an yang agung, mengumpulkan aku dan kalian dalam rombongan orang-orang yang bertakwa, dan mengampuni diriku, kalian, dan seluruh orang-orang mukmin semuanya. Wassalām.”</w:t>
       </w:r>
@@ -451,6 +451,45 @@
           <w:sz w:val="228600"/>
         </w:rPr>
         <w:t>Halaman ini adalah *eksekusi* Zajr: dibaca **setelah** muqaddimah Hal13 dan setelah penolakan khādim untuk bersumpah. Cara baca: menghadap kiblat, dalam keadaan suci, suara tegas (jahr) tetapi tidak berteriak memekik — “*zajara zajran*” (gertakan mantap). Empat ayat dibaca berurutan dengan tartīl, lalu seruan *inzilū...* hingga *ḥattā tuthī‘ū amrī* — satu nafas jika mampu, atau pecah dua. Jangan menambah/mengurangi ayat — keempatnya adalah *rukun Zajr*. Setelah selesai, jangan lanjutkan istinzāl hari itu — *ishrāf* (pulangkan) khādim dengan salam. Keesokan harinya, istinzāl dapat dipakai untuk hajat halal — khādim kini *mu‘āhad* (terikat janji) dan akan *shādiqan bi’idznillāhi*. Larangan: jangan gunakan untuk menanyakan aib orang, judi, atau sihir pemisah — sumpah akan batal dan khādim kembali suflī. Kelebihan khusus: metode ini adalah *filter permanen* — sekali diikat, semua istinzāl berikutnya tersaring otomatis dari dusta, berbeda dengan ruqyah biasa yang bersifat temporer.</w:t>
+      </w:r>
+    </w:p>
+    <w:p>
+      <w:pPr>
+        <w:jc w:val="center"/>
+      </w:pPr>
+      <w:r>
+        <w:drawing>
+          <wp:inline xmlns:a="http://schemas.openxmlformats.org/drawingml/2006/main" xmlns:pic="http://schemas.openxmlformats.org/drawingml/2006/picture">
+            <wp:extent cx="4754880" cy="3674225"/>
+            <wp:docPr id="1" name="Picture 1"/>
+            <wp:cNvGraphicFramePr>
+              <a:graphicFrameLocks noChangeAspect="1"/>
+            </wp:cNvGraphicFramePr>
+            <a:graphic>
+              <a:graphicData uri="http://schemas.openxmlformats.org/drawingml/2006/picture">
+                <pic:pic>
+                  <pic:nvPicPr>
+                    <pic:cNvPr id="0" name="hal_14.png"/>
+                    <pic:cNvPicPr/>
+                  </pic:nvPicPr>
+                  <pic:blipFill>
+                    <a:blip r:embed="rId9"/>
+                    <a:stretch>
+                      <a:fillRect/>
+                    </a:stretch>
+                  </pic:blipFill>
+                  <pic:spPr>
+                    <a:xfrm>
+                      <a:off x="0" y="0"/>
+                      <a:ext cx="4754880" cy="3674225"/>
+                    </a:xfrm>
+                    <a:prstGeom prst="rect"/>
+                  </pic:spPr>
+                </pic:pic>
+              </a:graphicData>
+            </a:graphic>
+          </wp:inline>
+        </w:drawing>
       </w:r>
     </w:p>
     <w:sectPr>

--- a/REVISI_HAL14_ZAJR_QATHI_2_3.docx
+++ b/REVISI_HAL14_ZAJR_QATHI_2_3.docx
@@ -26,7 +26,7 @@
           <w:color w:val="1B5E20"/>
           <w:sz w:val="14"/>
         </w:rPr>
-        <w:t>✅ Revisi sinkron scan 300 DPI — hal_13.png / hal_14.png — terverifikasi</w:t>
+        <w:t>✅ Tanda kurung diperbaiki — [ ... ] luar hijau + ﴿ ... ﴾ ayat — tidak terbalik — sinkron hal_14.png 1.8MB</w:t>
       </w:r>
     </w:p>
     <w:p>
@@ -50,7 +50,7 @@
         <w:rPr>
           <w:sz w:val="21"/>
         </w:rPr>
-        <w:t>بِسْمِ اللهِ الرَّحْمٰنِ الرَّحِيمِ، الْمَلِكِ الْحَقِّ الْمُبِينِ، الَّذِي قَالَ فِي مُحْكَمِ كِتَابِهِ الْكَرِيمِ:</w:t>
+        <w:t>[ بِسْمِ اللهِ الرَّحْمٰنِ الرَّحِيمِ، الْمَلِكِ الْحَقِّ الْمُبِينِ، الَّذِي قَالَ فِي مُحْكَمِ كِتَابِهِ الْكَرِيمِ:</w:t>
       </w:r>
     </w:p>
     <w:p>
@@ -149,7 +149,7 @@
         <w:rPr>
           <w:sz w:val="21"/>
         </w:rPr>
-        <w:t>﴿ وَأَوْفُوا بِعَهْدِ اللهِ إِذَا عَاهَدْتُمْ وَلَا تَنْقُضُوا الْأَيْمَانَ بَعْدَ تَوْكِيدِهَا وَقَدْ جَعَلْتُمُ اللهَ عَلَيْكُمْ كَفِيلًا ﴾</w:t>
+        <w:t>﴿ وَأَوْفُوا بِعَهْدِ اللهِ إِذَا عَاهَدْتُمْ وَلَا تَنْقُضُوا الْأَيْمَانَ بَعْدَ تَوْكِيدِهَا وَقَدْ جَعَلْتُمُ اللهَ عَلَيْكُمْ كَفِيلًا ﴾ ]</w:t>
       </w:r>
     </w:p>
     <w:p>
@@ -392,7 +392,7 @@
         <w:rPr>
           <w:sz w:val="21"/>
         </w:rPr>
-        <w:t>﴿ وَأَوْفُوا بِعَهْدِ اللهِ إِذَا عَاهَدْتُمْ وَلَا تَنْقُضُوا الْأَيْمَانَ بَعْدَ تَوْكِيدِهَا وَقَدْ جَعَلْتُمُ اللهَ عَلَيْكُمْ كَفِيلًا ﴾ (QS an-Naḥl: 91)</w:t>
+        <w:t>﴿ وَأَوْفُوا بِعَهْدِ اللهِ إِذَا عَاهَدْتُمْ وَلَا تَنْقُضُوا الْأَيْمَانَ بَعْدَ تَوْكِيدِهَا وَقَدْ جَعَلْتُمُ اللهَ عَلَيْكُمْ كَفِيلًا ﴾ ] (QS an-Naḥl: 91)</w:t>
       </w:r>
     </w:p>
     <w:p>
